--- a/docs/卒論(参考資料)/プロジェクト内にあるファイルの説明/package.jsonファイル.docx
+++ b/docs/卒論(参考資料)/プロジェクト内にあるファイルの説明/package.jsonファイル.docx
@@ -3,12 +3,6 @@
 <w:document xmlns:wpc="http://schemas.microsoft.com/office/word/2010/wordprocessingCanvas" xmlns:cx="http://schemas.microsoft.com/office/drawing/2014/chartex" xmlns:cx1="http://schemas.microsoft.com/office/drawing/2015/9/8/chartex" xmlns:cx2="http://schemas.microsoft.com/office/drawing/2015/10/21/chartex" xmlns:cx3="http://schemas.microsoft.com/office/drawing/2016/5/9/chartex" xmlns:cx4="http://schemas.microsoft.com/office/drawing/2016/5/10/chartex" xmlns:cx5="http://schemas.microsoft.com/office/drawing/2016/5/11/chartex" xmlns:cx6="http://schemas.microsoft.com/office/drawing/2016/5/12/chartex" xmlns:cx7="http://schemas.microsoft.com/office/drawing/2016/5/13/chartex" xmlns:cx8="http://schemas.microsoft.com/office/drawing/2016/5/14/chartex" xmlns:mc="http://schemas.openxmlformats.org/markup-compatibility/2006" xmlns:aink="http://schemas.microsoft.com/office/drawing/2016/ink" xmlns:am3d="http://schemas.microsoft.com/office/drawing/2017/model3d" xmlns:o="urn:schemas-microsoft-com:office:office" xmlns:oel="http://schemas.microsoft.com/office/2019/extlst" xmlns:r="http://schemas.openxmlformats.org/officeDocument/2006/relationships" xmlns:m="http://schemas.openxmlformats.org/officeDocument/2006/math" xmlns:v="urn:schemas-microsoft-com:vml" xmlns:wp14="http://schemas.microsoft.com/office/word/2010/wordprocessingDrawing" xmlns:wp="http://schemas.openxmlformats.org/drawingml/2006/wordprocessingDrawing" xmlns:w10="urn:schemas-microsoft-com:office:word" xmlns:w="http://schemas.openxmlformats.org/wordprocessingml/2006/main" xmlns:w14="http://schemas.microsoft.com/office/word/2010/wordml" xmlns:w15="http://schemas.microsoft.com/office/word/2012/wordml" xmlns:w16cex="http://schemas.microsoft.com/office/word/2018/wordml/cex" xmlns:w16cid="http://schemas.microsoft.com/office/word/2016/wordml/cid" xmlns:w16="http://schemas.microsoft.com/office/word/2018/wordml" xmlns:w16sdtdh="http://schemas.microsoft.com/office/word/2020/wordml/sdtdatahash" xmlns:w16se="http://schemas.microsoft.com/office/word/2015/wordml/symex" xmlns:wpg="http://schemas.microsoft.com/office/word/2010/wordprocessingGroup" xmlns:wpi="http://schemas.microsoft.com/office/word/2010/wordprocessingInk" xmlns:wne="http://schemas.microsoft.com/office/word/2006/wordml" xmlns:wps="http://schemas.microsoft.com/office/word/2010/wordprocessingShape" mc:Ignorable="w14 w15 w16se w16cid w16 w16cex w16sdtdh wp14">
   <w:body>
     <w:p>
-      <w:pPr>
-        <w:rPr>
-          <w:b/>
-          <w:bCs/>
-        </w:rPr>
-      </w:pPr>
       <w:proofErr w:type="spellStart"/>
       <w:r>
         <w:rPr>
@@ -23,46 +17,213 @@
           <w:b/>
           <w:bCs/>
         </w:rPr>
-        <w:t xml:space="preserve"> とは？</w:t>
-      </w:r>
-    </w:p>
-    <w:p>
-      <w:r>
-        <w:t>Node.js プロジェクトの</w:t>
+        <w:t>は簡単に言うと、何のために必要？</w:t>
       </w:r>
       <w:r>
         <w:rPr>
           <w:b/>
           <w:bCs/>
         </w:rPr>
-        <w:t>設定ファイル</w:t>
-      </w:r>
-      <w:r>
-        <w:t>です。プロジェクトに関する重要な情報をまとめて管理します。</w:t>
+        <w:br/>
+      </w:r>
+      <w:r>
+        <w:t xml:space="preserve">添付の </w:t>
+      </w:r>
+      <w:proofErr w:type="spellStart"/>
+      <w:r>
+        <w:t>package.json</w:t>
+      </w:r>
+      <w:proofErr w:type="spellEnd"/>
+      <w:r>
+        <w:t xml:space="preserve"> を3つの役割に分解すると:</w:t>
       </w:r>
     </w:p>
     <w:p>
       <w:r>
-        <w:pict w14:anchorId="3BBAB8E9">
-          <v:rect id="_x0000_i1037" style="width:0;height:1.5pt" o:hralign="center" o:hrstd="t" o:hr="t" fillcolor="#a0a0a0" stroked="f">
-            <v:textbox inset="5.85pt,.7pt,5.85pt,.7pt"/>
-          </v:rect>
-        </w:pict>
-      </w:r>
-    </w:p>
-    <w:p>
-      <w:pPr>
         <w:rPr>
           <w:b/>
           <w:bCs/>
         </w:rPr>
-      </w:pPr>
+        <w:t>このプロジェクトは何か（識別情報）</w:t>
+      </w:r>
+    </w:p>
+    <w:p>
+      <w:pPr>
+        <w:numPr>
+          <w:ilvl w:val="0"/>
+          <w:numId w:val="1"/>
+        </w:numPr>
+      </w:pPr>
+      <w:r>
+        <w:t>"name": "</w:t>
+      </w:r>
+      <w:proofErr w:type="spellStart"/>
+      <w:r>
+        <w:t>medi</w:t>
+      </w:r>
+      <w:proofErr w:type="spellEnd"/>
+      <w:r>
+        <w:t>-watch" — プロジェクト名</w:t>
+      </w:r>
+    </w:p>
+    <w:p>
+      <w:pPr>
+        <w:numPr>
+          <w:ilvl w:val="0"/>
+          <w:numId w:val="1"/>
+        </w:numPr>
+      </w:pPr>
+      <w:r>
+        <w:t>"version": "1.0.0" — バージョン</w:t>
+      </w:r>
+    </w:p>
+    <w:p>
+      <w:pPr>
+        <w:numPr>
+          <w:ilvl w:val="0"/>
+          <w:numId w:val="1"/>
+        </w:numPr>
+      </w:pPr>
+      <w:r>
+        <w:t>"main": "server.js" — エントリーポイント（起点となるファイル）</w:t>
+      </w:r>
+    </w:p>
+    <w:p>
+      <w:pPr>
+        <w:numPr>
+          <w:ilvl w:val="0"/>
+          <w:numId w:val="1"/>
+        </w:numPr>
+      </w:pPr>
+      <w:r>
+        <w:t>"type": "</w:t>
+      </w:r>
+      <w:proofErr w:type="spellStart"/>
+      <w:r>
+        <w:t>commonjs</w:t>
+      </w:r>
+      <w:proofErr w:type="spellEnd"/>
+      <w:r>
+        <w:t xml:space="preserve">" — モジュール形式は </w:t>
+      </w:r>
+      <w:proofErr w:type="spellStart"/>
+      <w:r>
+        <w:t>CommonJS</w:t>
+      </w:r>
+      <w:proofErr w:type="spellEnd"/>
+      <w:r>
+        <w:t>（require を使う。import ではない）</w:t>
+      </w:r>
+    </w:p>
+    <w:p>
+      <w:pPr>
+        <w:numPr>
+          <w:ilvl w:val="0"/>
+          <w:numId w:val="1"/>
+        </w:numPr>
+      </w:pPr>
+      <w:r>
+        <w:t>"license": "ISC" / "repository" / "bugs" / "homepage" — ライセンスとGitHub上の場所</w:t>
+      </w:r>
+    </w:p>
+    <w:p>
+      <w:pPr>
+        <w:numPr>
+          <w:ilvl w:val="0"/>
+          <w:numId w:val="1"/>
+        </w:numPr>
+      </w:pPr>
+      <w:r>
+        <w:t>"description", "keywords", "author" — 空。埋めても埋めなくても動く</w:t>
+      </w:r>
+    </w:p>
+    <w:p>
       <w:r>
         <w:rPr>
           <w:b/>
           <w:bCs/>
         </w:rPr>
-        <w:t>主な役割</w:t>
+        <w:t>何が必要か（依存）</w:t>
+      </w:r>
+    </w:p>
+    <w:p>
+      <w:pPr>
+        <w:numPr>
+          <w:ilvl w:val="0"/>
+          <w:numId w:val="2"/>
+        </w:numPr>
+      </w:pPr>
+      <w:r>
+        <w:t xml:space="preserve">"dependencies" に2つ: </w:t>
+      </w:r>
+    </w:p>
+    <w:p>
+      <w:pPr>
+        <w:numPr>
+          <w:ilvl w:val="1"/>
+          <w:numId w:val="2"/>
+        </w:numPr>
+      </w:pPr>
+      <w:r>
+        <w:t>express ^5.2.1 — Webサーバ用</w:t>
+      </w:r>
+    </w:p>
+    <w:p>
+      <w:pPr>
+        <w:numPr>
+          <w:ilvl w:val="1"/>
+          <w:numId w:val="2"/>
+        </w:numPr>
+      </w:pPr>
+      <w:r>
+        <w:t xml:space="preserve">@supabase/supabase-js ^2.107.0 — </w:t>
+      </w:r>
+      <w:proofErr w:type="spellStart"/>
+      <w:r>
+        <w:t>Supabase</w:t>
+      </w:r>
+      <w:proofErr w:type="spellEnd"/>
+      <w:r>
+        <w:t>接続用</w:t>
+      </w:r>
+    </w:p>
+    <w:p>
+      <w:pPr>
+        <w:numPr>
+          <w:ilvl w:val="0"/>
+          <w:numId w:val="2"/>
+        </w:numPr>
+      </w:pPr>
+      <w:r>
+        <w:lastRenderedPageBreak/>
+        <w:t>^ は「メジャーバージョンは固定、マイナー/パッチは新しくてOK」の意味。^5.2.1 なら 5.x.x は許容、6.0.0 は不可</w:t>
+      </w:r>
+    </w:p>
+    <w:p>
+      <w:pPr>
+        <w:numPr>
+          <w:ilvl w:val="0"/>
+          <w:numId w:val="2"/>
+        </w:numPr>
+      </w:pPr>
+      <w:r>
+        <w:t xml:space="preserve">これを見て </w:t>
+      </w:r>
+      <w:proofErr w:type="spellStart"/>
+      <w:r>
+        <w:t>npm</w:t>
+      </w:r>
+      <w:proofErr w:type="spellEnd"/>
+      <w:r>
+        <w:t xml:space="preserve"> install が2つ（+それらが依存する数百のパッケージ）を </w:t>
+      </w:r>
+      <w:proofErr w:type="spellStart"/>
+      <w:r>
+        <w:t>node_modules</w:t>
+      </w:r>
+      <w:proofErr w:type="spellEnd"/>
+      <w:r>
+        <w:t xml:space="preserve"> に落としてくる</w:t>
       </w:r>
     </w:p>
     <w:p>
@@ -71,235 +232,102 @@
           <w:b/>
           <w:bCs/>
         </w:rPr>
-        <w:t>1. プロジェクト情報の記録</w:t>
+        <w:t>どう動かすか（scripts）</w:t>
       </w:r>
     </w:p>
     <w:p>
+      <w:pPr>
+        <w:numPr>
+          <w:ilvl w:val="0"/>
+          <w:numId w:val="3"/>
+        </w:numPr>
+      </w:pPr>
+      <w:r>
+        <w:t xml:space="preserve">"start": "node server.js" → </w:t>
+      </w:r>
       <w:proofErr w:type="spellStart"/>
       <w:r>
-        <w:t>json</w:t>
+        <w:t>npm</w:t>
       </w:r>
       <w:proofErr w:type="spellEnd"/>
+      <w:r>
+        <w:t xml:space="preserve"> start でサーバ起動</w:t>
+      </w:r>
     </w:p>
     <w:p>
-      <w:r>
-        <w:t>{</w:t>
+      <w:pPr>
+        <w:numPr>
+          <w:ilvl w:val="0"/>
+          <w:numId w:val="3"/>
+        </w:numPr>
+      </w:pPr>
+      <w:r>
+        <w:t xml:space="preserve">"test": "echo ... &amp;&amp; exit 1" → </w:t>
+      </w:r>
+      <w:proofErr w:type="spellStart"/>
+      <w:r>
+        <w:t>npm</w:t>
+      </w:r>
+      <w:proofErr w:type="spellEnd"/>
+      <w:r>
+        <w:t xml:space="preserve"> test は未設定（</w:t>
+      </w:r>
+      <w:proofErr w:type="spellStart"/>
+      <w:r>
+        <w:t>npm</w:t>
+      </w:r>
+      <w:proofErr w:type="spellEnd"/>
+      <w:r>
+        <w:t xml:space="preserve"> </w:t>
+      </w:r>
+      <w:proofErr w:type="spellStart"/>
+      <w:r>
+        <w:t>init</w:t>
+      </w:r>
+      <w:proofErr w:type="spellEnd"/>
+      <w:r>
+        <w:t xml:space="preserve"> のデフォルトのまま）</w:t>
       </w:r>
     </w:p>
     <w:p>
-      <w:r>
-        <w:t xml:space="preserve">  "name": "</w:t>
+      <w:pPr>
+        <w:numPr>
+          <w:ilvl w:val="0"/>
+          <w:numId w:val="3"/>
+        </w:numPr>
+      </w:pPr>
+      <w:r>
+        <w:t xml:space="preserve">"dev" が無いので </w:t>
       </w:r>
       <w:proofErr w:type="spellStart"/>
       <w:r>
-        <w:t>medi</w:t>
+        <w:t>npm</w:t>
       </w:r>
       <w:proofErr w:type="spellEnd"/>
       <w:r>
-        <w:t>-watch",</w:t>
-      </w:r>
-    </w:p>
-    <w:p>
-      <w:r>
-        <w:t xml:space="preserve">  "version": "1.0.0",</w:t>
-      </w:r>
-    </w:p>
-    <w:p>
-      <w:r>
-        <w:t xml:space="preserve">  "description": "..."</w:t>
-      </w:r>
-    </w:p>
-    <w:p>
-      <w:r>
-        <w:t>}</w:t>
-      </w:r>
-    </w:p>
-    <w:p>
-      <w:r>
-        <w:rPr>
-          <w:b/>
-          <w:bCs/>
-        </w:rPr>
-        <w:t>2. 使用するライブラリ（依存関係）の管理</w:t>
-      </w:r>
-    </w:p>
-    <w:p>
-      <w:proofErr w:type="spellStart"/>
-      <w:r>
-        <w:t>json</w:t>
-      </w:r>
-      <w:proofErr w:type="spellEnd"/>
-    </w:p>
-    <w:p>
-      <w:r>
-        <w:t>{</w:t>
-      </w:r>
-    </w:p>
-    <w:p>
-      <w:r>
-        <w:lastRenderedPageBreak/>
-        <w:t xml:space="preserve">  "dependencies": {</w:t>
-      </w:r>
-    </w:p>
-    <w:p>
-      <w:r>
-        <w:t xml:space="preserve">    "react": "^18.0.0",</w:t>
-      </w:r>
-    </w:p>
-    <w:p>
-      <w:r>
-        <w:t xml:space="preserve">    "express": "^4.18.0"</w:t>
-      </w:r>
-    </w:p>
-    <w:p>
-      <w:r>
-        <w:t xml:space="preserve">  }</w:t>
-      </w:r>
-    </w:p>
-    <w:p>
-      <w:r>
-        <w:t>}</w:t>
-      </w:r>
-    </w:p>
-    <w:p>
-      <w:r>
-        <w:t xml:space="preserve">→ </w:t>
-      </w:r>
-      <w:proofErr w:type="spellStart"/>
-      <w:r>
-        <w:t>npm</w:t>
-      </w:r>
-      <w:proofErr w:type="spellEnd"/>
-      <w:r>
-        <w:t xml:space="preserve"> install を実行すると、ここに書かれたライブラリが自動でインストールされます。</w:t>
-      </w:r>
-    </w:p>
-    <w:p>
-      <w:r>
-        <w:rPr>
-          <w:b/>
-          <w:bCs/>
-        </w:rPr>
-        <w:t>3. スクリプト（コマンド）の定義</w:t>
-      </w:r>
-    </w:p>
-    <w:p>
-      <w:proofErr w:type="spellStart"/>
-      <w:r>
-        <w:t>json</w:t>
-      </w:r>
-      <w:proofErr w:type="spellEnd"/>
-    </w:p>
-    <w:p>
-      <w:r>
-        <w:t>{</w:t>
-      </w:r>
-    </w:p>
-    <w:p>
-      <w:r>
-        <w:t xml:space="preserve">  "scripts": {</w:t>
-      </w:r>
-    </w:p>
-    <w:p>
-      <w:r>
-        <w:t xml:space="preserve">    "start": "node index.js",</w:t>
-      </w:r>
-    </w:p>
-    <w:p>
-      <w:r>
-        <w:t xml:space="preserve">    "dev": "</w:t>
-      </w:r>
-      <w:proofErr w:type="spellStart"/>
-      <w:r>
-        <w:t>nodemon</w:t>
-      </w:r>
-      <w:proofErr w:type="spellEnd"/>
-      <w:r>
-        <w:t xml:space="preserve"> index.js"</w:t>
-      </w:r>
-    </w:p>
-    <w:p>
-      <w:r>
-        <w:t xml:space="preserve">  }</w:t>
-      </w:r>
-    </w:p>
-    <w:p>
-      <w:r>
-        <w:t>}</w:t>
-      </w:r>
-    </w:p>
-    <w:p>
-      <w:r>
-        <w:lastRenderedPageBreak/>
-        <w:t xml:space="preserve">→ </w:t>
-      </w:r>
-      <w:proofErr w:type="spellStart"/>
-      <w:r>
-        <w:t>npm</w:t>
-      </w:r>
-      <w:proofErr w:type="spellEnd"/>
-      <w:r>
-        <w:t xml:space="preserve"> run dev などのショートカットコマンドを定義できます。</w:t>
-      </w:r>
-    </w:p>
-    <w:p>
-      <w:r>
-        <w:pict w14:anchorId="05549033">
-          <v:rect id="_x0000_i1038" style="width:0;height:1.5pt" o:hralign="center" o:hrstd="t" o:hr="t" fillcolor="#a0a0a0" stroked="f">
-            <v:textbox inset="5.85pt,.7pt,5.85pt,.7pt"/>
-          </v:rect>
-        </w:pict>
-      </w:r>
-    </w:p>
-    <w:p>
-      <w:pPr>
-        <w:rPr>
-          <w:b/>
-          <w:bCs/>
-        </w:rPr>
-      </w:pPr>
-      <w:r>
-        <w:rPr>
-          <w:b/>
-          <w:bCs/>
-        </w:rPr>
-        <w:t>身近な例えで言うと</w:t>
-      </w:r>
-    </w:p>
-    <w:p>
-      <w:r>
-        <w:rPr>
-          <w:b/>
-          <w:bCs/>
-        </w:rPr>
-        <w:t>レシピ本の材料リスト</w:t>
-      </w:r>
-      <w:r>
-        <w:t>のようなもの</w:t>
-      </w:r>
-    </w:p>
-    <w:p>
-      <w:r>
-        <w:t>他の人がプロジェクトを使うとき、</w:t>
-      </w:r>
-      <w:proofErr w:type="spellStart"/>
-      <w:r>
-        <w:t>npm</w:t>
-      </w:r>
-      <w:proofErr w:type="spellEnd"/>
-      <w:r>
-        <w:t xml:space="preserve"> install を一回実行するだけで、必要なライブラリが全部揃います。</w:t>
-      </w:r>
-      <w:proofErr w:type="spellStart"/>
-      <w:r>
-        <w:t>package.json</w:t>
-      </w:r>
-      <w:proofErr w:type="spellEnd"/>
-      <w:r>
-        <w:t xml:space="preserve"> がないと、何が必要か分からなくなります。</w:t>
+        <w:t xml:space="preserve"> run dev はエラーになる ← 最初の質問の原因</w:t>
       </w:r>
     </w:p>
     <w:p/>
+    <w:p/>
+    <w:p>
+      <w:pPr>
+        <w:rPr>
+          <w:rFonts w:hint="eastAsia"/>
+        </w:rPr>
+      </w:pPr>
+      <w:r>
+        <w:t xml:space="preserve">要するに「このプロジェクトは何で、何が必要で、どう動かすか」を1ファイルにまとめたもの。これが無いと </w:t>
+      </w:r>
+      <w:proofErr w:type="spellStart"/>
+      <w:r>
+        <w:t>npm</w:t>
+      </w:r>
+      <w:proofErr w:type="spellEnd"/>
+      <w:r>
+        <w:t xml:space="preserve"> はそこをプロジェクトとして扱えません。</w:t>
+      </w:r>
+    </w:p>
     <w:sectPr>
       <w:pgSz w:w="11906" w:h="16838"/>
       <w:pgMar w:top="1985" w:right="1701" w:bottom="1701" w:left="1701" w:header="851" w:footer="992" w:gutter="0"/>
@@ -308,6 +336,467 @@
     </w:sectPr>
   </w:body>
 </w:document>
+</file>
+
+<file path=word/numbering.xml><?xml version="1.0" encoding="utf-8"?>
+<w:numbering xmlns:wpc="http://schemas.microsoft.com/office/word/2010/wordprocessingCanvas" xmlns:cx="http://schemas.microsoft.com/office/drawing/2014/chartex" xmlns:cx1="http://schemas.microsoft.com/office/drawing/2015/9/8/chartex" xmlns:cx2="http://schemas.microsoft.com/office/drawing/2015/10/21/chartex" xmlns:cx3="http://schemas.microsoft.com/office/drawing/2016/5/9/chartex" xmlns:cx4="http://schemas.microsoft.com/office/drawing/2016/5/10/chartex" xmlns:cx5="http://schemas.microsoft.com/office/drawing/2016/5/11/chartex" xmlns:cx6="http://schemas.microsoft.com/office/drawing/2016/5/12/chartex" xmlns:cx7="http://schemas.microsoft.com/office/drawing/2016/5/13/chartex" xmlns:cx8="http://schemas.microsoft.com/office/drawing/2016/5/14/chartex" xmlns:mc="http://schemas.openxmlformats.org/markup-compatibility/2006" xmlns:aink="http://schemas.microsoft.com/office/drawing/2016/ink" xmlns:am3d="http://schemas.microsoft.com/office/drawing/2017/model3d" xmlns:o="urn:schemas-microsoft-com:office:office" xmlns:oel="http://schemas.microsoft.com/office/2019/extlst" xmlns:r="http://schemas.openxmlformats.org/officeDocument/2006/relationships" xmlns:m="http://schemas.openxmlformats.org/officeDocument/2006/math" xmlns:v="urn:schemas-microsoft-com:vml" xmlns:wp14="http://schemas.microsoft.com/office/word/2010/wordprocessingDrawing" xmlns:wp="http://schemas.openxmlformats.org/drawingml/2006/wordprocessingDrawing" xmlns:w10="urn:schemas-microsoft-com:office:word" xmlns:w="http://schemas.openxmlformats.org/wordprocessingml/2006/main" xmlns:w14="http://schemas.microsoft.com/office/word/2010/wordml" xmlns:w15="http://schemas.microsoft.com/office/word/2012/wordml" xmlns:w16cex="http://schemas.microsoft.com/office/word/2018/wordml/cex" xmlns:w16cid="http://schemas.microsoft.com/office/word/2016/wordml/cid" xmlns:w16="http://schemas.microsoft.com/office/word/2018/wordml" xmlns:w16sdtdh="http://schemas.microsoft.com/office/word/2020/wordml/sdtdatahash" xmlns:w16se="http://schemas.microsoft.com/office/word/2015/wordml/symex" xmlns:wpg="http://schemas.microsoft.com/office/word/2010/wordprocessingGroup" xmlns:wpi="http://schemas.microsoft.com/office/word/2010/wordprocessingInk" xmlns:wne="http://schemas.microsoft.com/office/word/2006/wordml" xmlns:wps="http://schemas.microsoft.com/office/word/2010/wordprocessingShape" mc:Ignorable="w14 w15 w16se w16cid w16 w16cex w16sdtdh wp14">
+  <w:abstractNum w:abstractNumId="0" w15:restartNumberingAfterBreak="0">
+    <w:nsid w:val="15661A9E"/>
+    <w:multiLevelType w:val="multilevel"/>
+    <w:tmpl w:val="B8ECD756"/>
+    <w:lvl w:ilvl="0">
+      <w:start w:val="1"/>
+      <w:numFmt w:val="bullet"/>
+      <w:lvlText w:val=""/>
+      <w:lvlJc w:val="left"/>
+      <w:pPr>
+        <w:tabs>
+          <w:tab w:val="num" w:pos="720"/>
+        </w:tabs>
+        <w:ind w:left="720" w:hanging="360"/>
+      </w:pPr>
+      <w:rPr>
+        <w:rFonts w:ascii="Symbol" w:hAnsi="Symbol" w:hint="default"/>
+        <w:sz w:val="20"/>
+      </w:rPr>
+    </w:lvl>
+    <w:lvl w:ilvl="1" w:tentative="1">
+      <w:start w:val="1"/>
+      <w:numFmt w:val="bullet"/>
+      <w:lvlText w:val="o"/>
+      <w:lvlJc w:val="left"/>
+      <w:pPr>
+        <w:tabs>
+          <w:tab w:val="num" w:pos="1440"/>
+        </w:tabs>
+        <w:ind w:left="1440" w:hanging="360"/>
+      </w:pPr>
+      <w:rPr>
+        <w:rFonts w:ascii="Courier New" w:hAnsi="Courier New" w:hint="default"/>
+        <w:sz w:val="20"/>
+      </w:rPr>
+    </w:lvl>
+    <w:lvl w:ilvl="2" w:tentative="1">
+      <w:start w:val="1"/>
+      <w:numFmt w:val="bullet"/>
+      <w:lvlText w:val=""/>
+      <w:lvlJc w:val="left"/>
+      <w:pPr>
+        <w:tabs>
+          <w:tab w:val="num" w:pos="2160"/>
+        </w:tabs>
+        <w:ind w:left="2160" w:hanging="360"/>
+      </w:pPr>
+      <w:rPr>
+        <w:rFonts w:ascii="Wingdings" w:hAnsi="Wingdings" w:hint="default"/>
+        <w:sz w:val="20"/>
+      </w:rPr>
+    </w:lvl>
+    <w:lvl w:ilvl="3" w:tentative="1">
+      <w:start w:val="1"/>
+      <w:numFmt w:val="bullet"/>
+      <w:lvlText w:val=""/>
+      <w:lvlJc w:val="left"/>
+      <w:pPr>
+        <w:tabs>
+          <w:tab w:val="num" w:pos="2880"/>
+        </w:tabs>
+        <w:ind w:left="2880" w:hanging="360"/>
+      </w:pPr>
+      <w:rPr>
+        <w:rFonts w:ascii="Wingdings" w:hAnsi="Wingdings" w:hint="default"/>
+        <w:sz w:val="20"/>
+      </w:rPr>
+    </w:lvl>
+    <w:lvl w:ilvl="4" w:tentative="1">
+      <w:start w:val="1"/>
+      <w:numFmt w:val="bullet"/>
+      <w:lvlText w:val=""/>
+      <w:lvlJc w:val="left"/>
+      <w:pPr>
+        <w:tabs>
+          <w:tab w:val="num" w:pos="3600"/>
+        </w:tabs>
+        <w:ind w:left="3600" w:hanging="360"/>
+      </w:pPr>
+      <w:rPr>
+        <w:rFonts w:ascii="Wingdings" w:hAnsi="Wingdings" w:hint="default"/>
+        <w:sz w:val="20"/>
+      </w:rPr>
+    </w:lvl>
+    <w:lvl w:ilvl="5" w:tentative="1">
+      <w:start w:val="1"/>
+      <w:numFmt w:val="bullet"/>
+      <w:lvlText w:val=""/>
+      <w:lvlJc w:val="left"/>
+      <w:pPr>
+        <w:tabs>
+          <w:tab w:val="num" w:pos="4320"/>
+        </w:tabs>
+        <w:ind w:left="4320" w:hanging="360"/>
+      </w:pPr>
+      <w:rPr>
+        <w:rFonts w:ascii="Wingdings" w:hAnsi="Wingdings" w:hint="default"/>
+        <w:sz w:val="20"/>
+      </w:rPr>
+    </w:lvl>
+    <w:lvl w:ilvl="6" w:tentative="1">
+      <w:start w:val="1"/>
+      <w:numFmt w:val="bullet"/>
+      <w:lvlText w:val=""/>
+      <w:lvlJc w:val="left"/>
+      <w:pPr>
+        <w:tabs>
+          <w:tab w:val="num" w:pos="5040"/>
+        </w:tabs>
+        <w:ind w:left="5040" w:hanging="360"/>
+      </w:pPr>
+      <w:rPr>
+        <w:rFonts w:ascii="Wingdings" w:hAnsi="Wingdings" w:hint="default"/>
+        <w:sz w:val="20"/>
+      </w:rPr>
+    </w:lvl>
+    <w:lvl w:ilvl="7" w:tentative="1">
+      <w:start w:val="1"/>
+      <w:numFmt w:val="bullet"/>
+      <w:lvlText w:val=""/>
+      <w:lvlJc w:val="left"/>
+      <w:pPr>
+        <w:tabs>
+          <w:tab w:val="num" w:pos="5760"/>
+        </w:tabs>
+        <w:ind w:left="5760" w:hanging="360"/>
+      </w:pPr>
+      <w:rPr>
+        <w:rFonts w:ascii="Wingdings" w:hAnsi="Wingdings" w:hint="default"/>
+        <w:sz w:val="20"/>
+      </w:rPr>
+    </w:lvl>
+    <w:lvl w:ilvl="8" w:tentative="1">
+      <w:start w:val="1"/>
+      <w:numFmt w:val="bullet"/>
+      <w:lvlText w:val=""/>
+      <w:lvlJc w:val="left"/>
+      <w:pPr>
+        <w:tabs>
+          <w:tab w:val="num" w:pos="6480"/>
+        </w:tabs>
+        <w:ind w:left="6480" w:hanging="360"/>
+      </w:pPr>
+      <w:rPr>
+        <w:rFonts w:ascii="Wingdings" w:hAnsi="Wingdings" w:hint="default"/>
+        <w:sz w:val="20"/>
+      </w:rPr>
+    </w:lvl>
+  </w:abstractNum>
+  <w:abstractNum w:abstractNumId="1" w15:restartNumberingAfterBreak="0">
+    <w:nsid w:val="5DCC1BCA"/>
+    <w:multiLevelType w:val="multilevel"/>
+    <w:tmpl w:val="B9081694"/>
+    <w:lvl w:ilvl="0">
+      <w:start w:val="1"/>
+      <w:numFmt w:val="bullet"/>
+      <w:lvlText w:val=""/>
+      <w:lvlJc w:val="left"/>
+      <w:pPr>
+        <w:tabs>
+          <w:tab w:val="num" w:pos="720"/>
+        </w:tabs>
+        <w:ind w:left="720" w:hanging="360"/>
+      </w:pPr>
+      <w:rPr>
+        <w:rFonts w:ascii="Symbol" w:hAnsi="Symbol" w:hint="default"/>
+        <w:sz w:val="20"/>
+      </w:rPr>
+    </w:lvl>
+    <w:lvl w:ilvl="1" w:tentative="1">
+      <w:start w:val="1"/>
+      <w:numFmt w:val="bullet"/>
+      <w:lvlText w:val="o"/>
+      <w:lvlJc w:val="left"/>
+      <w:pPr>
+        <w:tabs>
+          <w:tab w:val="num" w:pos="1440"/>
+        </w:tabs>
+        <w:ind w:left="1440" w:hanging="360"/>
+      </w:pPr>
+      <w:rPr>
+        <w:rFonts w:ascii="Courier New" w:hAnsi="Courier New" w:hint="default"/>
+        <w:sz w:val="20"/>
+      </w:rPr>
+    </w:lvl>
+    <w:lvl w:ilvl="2" w:tentative="1">
+      <w:start w:val="1"/>
+      <w:numFmt w:val="bullet"/>
+      <w:lvlText w:val=""/>
+      <w:lvlJc w:val="left"/>
+      <w:pPr>
+        <w:tabs>
+          <w:tab w:val="num" w:pos="2160"/>
+        </w:tabs>
+        <w:ind w:left="2160" w:hanging="360"/>
+      </w:pPr>
+      <w:rPr>
+        <w:rFonts w:ascii="Wingdings" w:hAnsi="Wingdings" w:hint="default"/>
+        <w:sz w:val="20"/>
+      </w:rPr>
+    </w:lvl>
+    <w:lvl w:ilvl="3" w:tentative="1">
+      <w:start w:val="1"/>
+      <w:numFmt w:val="bullet"/>
+      <w:lvlText w:val=""/>
+      <w:lvlJc w:val="left"/>
+      <w:pPr>
+        <w:tabs>
+          <w:tab w:val="num" w:pos="2880"/>
+        </w:tabs>
+        <w:ind w:left="2880" w:hanging="360"/>
+      </w:pPr>
+      <w:rPr>
+        <w:rFonts w:ascii="Wingdings" w:hAnsi="Wingdings" w:hint="default"/>
+        <w:sz w:val="20"/>
+      </w:rPr>
+    </w:lvl>
+    <w:lvl w:ilvl="4" w:tentative="1">
+      <w:start w:val="1"/>
+      <w:numFmt w:val="bullet"/>
+      <w:lvlText w:val=""/>
+      <w:lvlJc w:val="left"/>
+      <w:pPr>
+        <w:tabs>
+          <w:tab w:val="num" w:pos="3600"/>
+        </w:tabs>
+        <w:ind w:left="3600" w:hanging="360"/>
+      </w:pPr>
+      <w:rPr>
+        <w:rFonts w:ascii="Wingdings" w:hAnsi="Wingdings" w:hint="default"/>
+        <w:sz w:val="20"/>
+      </w:rPr>
+    </w:lvl>
+    <w:lvl w:ilvl="5" w:tentative="1">
+      <w:start w:val="1"/>
+      <w:numFmt w:val="bullet"/>
+      <w:lvlText w:val=""/>
+      <w:lvlJc w:val="left"/>
+      <w:pPr>
+        <w:tabs>
+          <w:tab w:val="num" w:pos="4320"/>
+        </w:tabs>
+        <w:ind w:left="4320" w:hanging="360"/>
+      </w:pPr>
+      <w:rPr>
+        <w:rFonts w:ascii="Wingdings" w:hAnsi="Wingdings" w:hint="default"/>
+        <w:sz w:val="20"/>
+      </w:rPr>
+    </w:lvl>
+    <w:lvl w:ilvl="6" w:tentative="1">
+      <w:start w:val="1"/>
+      <w:numFmt w:val="bullet"/>
+      <w:lvlText w:val=""/>
+      <w:lvlJc w:val="left"/>
+      <w:pPr>
+        <w:tabs>
+          <w:tab w:val="num" w:pos="5040"/>
+        </w:tabs>
+        <w:ind w:left="5040" w:hanging="360"/>
+      </w:pPr>
+      <w:rPr>
+        <w:rFonts w:ascii="Wingdings" w:hAnsi="Wingdings" w:hint="default"/>
+        <w:sz w:val="20"/>
+      </w:rPr>
+    </w:lvl>
+    <w:lvl w:ilvl="7" w:tentative="1">
+      <w:start w:val="1"/>
+      <w:numFmt w:val="bullet"/>
+      <w:lvlText w:val=""/>
+      <w:lvlJc w:val="left"/>
+      <w:pPr>
+        <w:tabs>
+          <w:tab w:val="num" w:pos="5760"/>
+        </w:tabs>
+        <w:ind w:left="5760" w:hanging="360"/>
+      </w:pPr>
+      <w:rPr>
+        <w:rFonts w:ascii="Wingdings" w:hAnsi="Wingdings" w:hint="default"/>
+        <w:sz w:val="20"/>
+      </w:rPr>
+    </w:lvl>
+    <w:lvl w:ilvl="8" w:tentative="1">
+      <w:start w:val="1"/>
+      <w:numFmt w:val="bullet"/>
+      <w:lvlText w:val=""/>
+      <w:lvlJc w:val="left"/>
+      <w:pPr>
+        <w:tabs>
+          <w:tab w:val="num" w:pos="6480"/>
+        </w:tabs>
+        <w:ind w:left="6480" w:hanging="360"/>
+      </w:pPr>
+      <w:rPr>
+        <w:rFonts w:ascii="Wingdings" w:hAnsi="Wingdings" w:hint="default"/>
+        <w:sz w:val="20"/>
+      </w:rPr>
+    </w:lvl>
+  </w:abstractNum>
+  <w:abstractNum w:abstractNumId="2" w15:restartNumberingAfterBreak="0">
+    <w:nsid w:val="636738BA"/>
+    <w:multiLevelType w:val="multilevel"/>
+    <w:tmpl w:val="FFD4F5F8"/>
+    <w:lvl w:ilvl="0">
+      <w:start w:val="1"/>
+      <w:numFmt w:val="bullet"/>
+      <w:lvlText w:val=""/>
+      <w:lvlJc w:val="left"/>
+      <w:pPr>
+        <w:tabs>
+          <w:tab w:val="num" w:pos="720"/>
+        </w:tabs>
+        <w:ind w:left="720" w:hanging="360"/>
+      </w:pPr>
+      <w:rPr>
+        <w:rFonts w:ascii="Symbol" w:hAnsi="Symbol" w:hint="default"/>
+        <w:sz w:val="20"/>
+      </w:rPr>
+    </w:lvl>
+    <w:lvl w:ilvl="1">
+      <w:start w:val="1"/>
+      <w:numFmt w:val="bullet"/>
+      <w:lvlText w:val="o"/>
+      <w:lvlJc w:val="left"/>
+      <w:pPr>
+        <w:tabs>
+          <w:tab w:val="num" w:pos="1440"/>
+        </w:tabs>
+        <w:ind w:left="1440" w:hanging="360"/>
+      </w:pPr>
+      <w:rPr>
+        <w:rFonts w:ascii="Courier New" w:hAnsi="Courier New" w:hint="default"/>
+        <w:sz w:val="20"/>
+      </w:rPr>
+    </w:lvl>
+    <w:lvl w:ilvl="2" w:tentative="1">
+      <w:start w:val="1"/>
+      <w:numFmt w:val="bullet"/>
+      <w:lvlText w:val=""/>
+      <w:lvlJc w:val="left"/>
+      <w:pPr>
+        <w:tabs>
+          <w:tab w:val="num" w:pos="2160"/>
+        </w:tabs>
+        <w:ind w:left="2160" w:hanging="360"/>
+      </w:pPr>
+      <w:rPr>
+        <w:rFonts w:ascii="Wingdings" w:hAnsi="Wingdings" w:hint="default"/>
+        <w:sz w:val="20"/>
+      </w:rPr>
+    </w:lvl>
+    <w:lvl w:ilvl="3" w:tentative="1">
+      <w:start w:val="1"/>
+      <w:numFmt w:val="bullet"/>
+      <w:lvlText w:val=""/>
+      <w:lvlJc w:val="left"/>
+      <w:pPr>
+        <w:tabs>
+          <w:tab w:val="num" w:pos="2880"/>
+        </w:tabs>
+        <w:ind w:left="2880" w:hanging="360"/>
+      </w:pPr>
+      <w:rPr>
+        <w:rFonts w:ascii="Wingdings" w:hAnsi="Wingdings" w:hint="default"/>
+        <w:sz w:val="20"/>
+      </w:rPr>
+    </w:lvl>
+    <w:lvl w:ilvl="4" w:tentative="1">
+      <w:start w:val="1"/>
+      <w:numFmt w:val="bullet"/>
+      <w:lvlText w:val=""/>
+      <w:lvlJc w:val="left"/>
+      <w:pPr>
+        <w:tabs>
+          <w:tab w:val="num" w:pos="3600"/>
+        </w:tabs>
+        <w:ind w:left="3600" w:hanging="360"/>
+      </w:pPr>
+      <w:rPr>
+        <w:rFonts w:ascii="Wingdings" w:hAnsi="Wingdings" w:hint="default"/>
+        <w:sz w:val="20"/>
+      </w:rPr>
+    </w:lvl>
+    <w:lvl w:ilvl="5" w:tentative="1">
+      <w:start w:val="1"/>
+      <w:numFmt w:val="bullet"/>
+      <w:lvlText w:val=""/>
+      <w:lvlJc w:val="left"/>
+      <w:pPr>
+        <w:tabs>
+          <w:tab w:val="num" w:pos="4320"/>
+        </w:tabs>
+        <w:ind w:left="4320" w:hanging="360"/>
+      </w:pPr>
+      <w:rPr>
+        <w:rFonts w:ascii="Wingdings" w:hAnsi="Wingdings" w:hint="default"/>
+        <w:sz w:val="20"/>
+      </w:rPr>
+    </w:lvl>
+    <w:lvl w:ilvl="6" w:tentative="1">
+      <w:start w:val="1"/>
+      <w:numFmt w:val="bullet"/>
+      <w:lvlText w:val=""/>
+      <w:lvlJc w:val="left"/>
+      <w:pPr>
+        <w:tabs>
+          <w:tab w:val="num" w:pos="5040"/>
+        </w:tabs>
+        <w:ind w:left="5040" w:hanging="360"/>
+      </w:pPr>
+      <w:rPr>
+        <w:rFonts w:ascii="Wingdings" w:hAnsi="Wingdings" w:hint="default"/>
+        <w:sz w:val="20"/>
+      </w:rPr>
+    </w:lvl>
+    <w:lvl w:ilvl="7" w:tentative="1">
+      <w:start w:val="1"/>
+      <w:numFmt w:val="bullet"/>
+      <w:lvlText w:val=""/>
+      <w:lvlJc w:val="left"/>
+      <w:pPr>
+        <w:tabs>
+          <w:tab w:val="num" w:pos="5760"/>
+        </w:tabs>
+        <w:ind w:left="5760" w:hanging="360"/>
+      </w:pPr>
+      <w:rPr>
+        <w:rFonts w:ascii="Wingdings" w:hAnsi="Wingdings" w:hint="default"/>
+        <w:sz w:val="20"/>
+      </w:rPr>
+    </w:lvl>
+    <w:lvl w:ilvl="8" w:tentative="1">
+      <w:start w:val="1"/>
+      <w:numFmt w:val="bullet"/>
+      <w:lvlText w:val=""/>
+      <w:lvlJc w:val="left"/>
+      <w:pPr>
+        <w:tabs>
+          <w:tab w:val="num" w:pos="6480"/>
+        </w:tabs>
+        <w:ind w:left="6480" w:hanging="360"/>
+      </w:pPr>
+      <w:rPr>
+        <w:rFonts w:ascii="Wingdings" w:hAnsi="Wingdings" w:hint="default"/>
+        <w:sz w:val="20"/>
+      </w:rPr>
+    </w:lvl>
+  </w:abstractNum>
+  <w:num w:numId="1" w16cid:durableId="1022782503">
+    <w:abstractNumId w:val="1"/>
+  </w:num>
+  <w:num w:numId="2" w16cid:durableId="2003124251">
+    <w:abstractNumId w:val="2"/>
+  </w:num>
+  <w:num w:numId="3" w16cid:durableId="1374311401">
+    <w:abstractNumId w:val="0"/>
+  </w:num>
+</w:numbering>
 </file>
 
 <file path=word/styles.xml><?xml version="1.0" encoding="utf-8"?>
